--- a/05_Assessment_Generator/Template_Exam_Criteria_AB.docx
+++ b/05_Assessment_Generator/Template_Exam_Criteria_AB.docx
@@ -338,35 +338,12 @@
             <w:tcW w:w="3528" w:type="pct"/>
             <w:vAlign w:val="center"/>
           </w:tcPr>
-          <w:p>
-            <w:pPr>
-              <w:tabs>
-                <w:tab w:val="left" w:pos="2090"/>
-              </w:tabs>
-              <w:jc w:val="center"/>
-              <w:rPr>
-                <w:rFonts w:ascii="SimSun" w:hAnsi="SimSun" w:cs="SimSun"/>
-                <w:color w:val="FF0000"/>
-                <w:sz w:val="24"/>
-              </w:rPr>
-            </w:pPr>
-          </w:p>
         </w:tc>
         <w:tc>
           <w:tcPr>
             <w:tcW w:w="901" w:type="pct"/>
             <w:vAlign w:val="center"/>
           </w:tcPr>
-          <w:p>
-            <w:pPr>
-              <w:jc w:val="center"/>
-              <w:rPr>
-                <w:rFonts w:ascii="SimSun" w:hAnsi="SimSun" w:cs="SimSun"/>
-                <w:kern w:val="0"/>
-                <w:sz w:val="24"/>
-              </w:rPr>
-            </w:pPr>
-          </w:p>
         </w:tc>
       </w:tr>
       <w:tr>
@@ -471,35 +448,12 @@
             <w:tcW w:w="3528" w:type="pct"/>
             <w:vAlign w:val="center"/>
           </w:tcPr>
-          <w:p>
-            <w:pPr>
-              <w:tabs>
-                <w:tab w:val="left" w:pos="2090"/>
-              </w:tabs>
-              <w:jc w:val="center"/>
-              <w:rPr>
-                <w:rFonts w:ascii="SimSun" w:hAnsi="SimSun" w:cs="SimSun"/>
-                <w:color w:val="FF0000"/>
-                <w:sz w:val="24"/>
-              </w:rPr>
-            </w:pPr>
-          </w:p>
         </w:tc>
         <w:tc>
           <w:tcPr>
             <w:tcW w:w="901" w:type="pct"/>
             <w:vAlign w:val="center"/>
           </w:tcPr>
-          <w:p>
-            <w:pPr>
-              <w:jc w:val="center"/>
-              <w:rPr>
-                <w:rFonts w:ascii="SimSun" w:hAnsi="SimSun" w:cs="SimSun"/>
-                <w:kern w:val="0"/>
-                <w:sz w:val="24"/>
-              </w:rPr>
-            </w:pPr>
-          </w:p>
         </w:tc>
       </w:tr>
       <w:tr>
@@ -751,32 +705,7 @@
                 <w:rFonts w:ascii="SimSun" w:hAnsi="SimSun" w:cs="SimSun"/>
                 <w:sz w:val="24"/>
               </w:rPr>
-              <w:t>{% if a_theme or a_imgs %}</w:t>
-            </w:r>
-          </w:p>
-          <w:p>
-            <w:pPr>
-              <w:spacing w:line="360" w:lineRule="auto"/>
-              <w:jc w:val="left"/>
-              <w:rPr>
-                <w:rFonts w:ascii="SimSun" w:hAnsi="SimSun" w:cs="SimSun"/>
-                <w:sz w:val="24"/>
-              </w:rPr>
-            </w:pPr>
-            <w:r>
-              <w:rPr>
-                <w:rFonts w:ascii="SimSun" w:hAnsi="SimSun" w:cs="SimSun"/>
-                <w:sz w:val="24"/>
-              </w:rPr>
-              <w:t>一、创作主题：</w:t>
-            </w:r>
-            <w:r>
-              <w:rPr>
-                <w:rFonts w:ascii="SimSun" w:hAnsi="SimSun" w:cs="SimSun"/>
-                <w:sz w:val="24"/>
-              </w:rPr>
-              <w:br/>
-              <w:t>{{ a_theme }}</w:t>
+              <w:t>{% if a_imgs %}</w:t>
             </w:r>
           </w:p>
           <w:p>
@@ -830,7 +759,7 @@
                 <w:rFonts w:ascii="SimSun" w:hAnsi="SimSun" w:cs="SimSun"/>
                 <w:sz w:val="24"/>
               </w:rPr>
-              <w:t>{% if b_theme or b_imgs %}</w:t>
+              <w:t>{% if b_imgs %}</w:t>
             </w:r>
           </w:p>
         </w:tc>
@@ -838,32 +767,6 @@
           <w:tcPr>
             <w:tcW w:w="4262" w:type="dxa"/>
           </w:tcPr>
-          <w:p>
-            <w:pPr>
-              <w:spacing w:line="360" w:lineRule="auto"/>
-              <w:jc w:val="left"/>
-              <w:rPr>
-                <w:rFonts w:ascii="SimSun" w:hAnsi="SimSun" w:cs="SimSun"/>
-                <w:sz w:val="24"/>
-              </w:rPr>
-            </w:pPr>
-            <w:r>
-              <w:rPr>
-                <w:rFonts w:ascii="SimSun" w:hAnsi="SimSun" w:cs="SimSun"/>
-                <w:sz w:val="24"/>
-              </w:rPr>
-              <w:lastRenderedPageBreak/>
-              <w:t>一、创作主题：</w:t>
-            </w:r>
-            <w:r>
-              <w:rPr>
-                <w:rFonts w:ascii="SimSun" w:hAnsi="SimSun" w:cs="SimSun"/>
-                <w:sz w:val="24"/>
-              </w:rPr>
-              <w:br/>
-              <w:t>{{ b_theme }}</w:t>
-            </w:r>
-          </w:p>
           <w:p>
             <w:pPr>
               <w:spacing w:line="360" w:lineRule="auto"/>
